--- a/por/docx/007.content.docx
+++ b/por/docx/007.content.docx
@@ -26916,13 +26916,26 @@
         <w:rPr>
           <w:lang w:val="pt_PT" w:bidi="pt_PT"/>
         </w:rPr>
-        <w:t xml:space="preserve"> é o termo usado na Septuaginta. Quando Paulo usa </w:t>
+        <w:t xml:space="preserve"> é a palavra que a Septuaginta usa para traduzir </w:t>
       </w:r>
       <w:r>
         <w:rPr>
           <w:i/>
           <w:lang w:val="pt_PT" w:bidi="pt_PT"/>
         </w:rPr>
+        <w:t>hevel</w:t>
+      </w:r>
+      <w:r>
+        <w:rPr>
+          <w:lang w:val="pt_PT" w:bidi="pt_PT"/>
+        </w:rPr>
+        <w:t xml:space="preserve"> no livro de Eclesiastes. Quando Paulo usa </w:t>
+      </w:r>
+      <w:r>
+        <w:rPr>
+          <w:i/>
+          <w:lang w:val="pt_PT" w:bidi="pt_PT"/>
+        </w:rPr>
         <w:t>kenos</w:t>
       </w:r>
       <w:r>
@@ -27131,7 +27144,7 @@
         <w:rPr>
           <w:lang w:val="pt_PT" w:bidi="pt_PT"/>
         </w:rPr>
-        <w:t xml:space="preserve"> era regularmente usado na literatura grega para descrever o que é sem valor ou vazio. O substantivo </w:t>
+        <w:t xml:space="preserve"> era comum na literatura grega, na qual descrevia algo vão ou vazio. O substantivo </w:t>
       </w:r>
       <w:r>
         <w:rPr>
@@ -27144,7 +27157,7 @@
         <w:rPr>
           <w:lang w:val="pt_PT" w:bidi="pt_PT"/>
         </w:rPr>
-        <w:t xml:space="preserve"> é encontrado principalmente na Bíblia. Na Septuaginta, muitas vezes descreve inutilidade, falta de valor e futilidade.</w:t>
+        <w:t>, contudo, aparece quase exclusivamente em escritos bíblicos. A Septuaginta frequentemente o utiliza para descrever aquilo que é inútil, sem valor ou fútil.</w:t>
       </w:r>
     </w:p>
     <w:p>
